--- a/Fase 1/Evidencias Individuales/Benjamin_Osses_1.1_APT122_AutoevaluacionCompetenciasFase1 .docx
+++ b/Fase 1/Evidencias Individuales/Benjamin_Osses_1.1_APT122_AutoevaluacionCompetenciasFase1 .docx
@@ -1,6 +1,6 @@
 
 <file path=word/document.xml><?xml version="1.0" encoding="utf-8"?>
-<w:document xmlns:wpc="http://schemas.microsoft.com/office/word/2010/wordprocessingCanvas" xmlns:cx="http://schemas.microsoft.com/office/drawing/2014/chartex" xmlns:cx1="http://schemas.microsoft.com/office/drawing/2015/9/8/chartex" xmlns:cx2="http://schemas.microsoft.com/office/drawing/2015/10/21/chartex" xmlns:cx3="http://schemas.microsoft.com/office/drawing/2016/5/9/chartex" xmlns:cx4="http://schemas.microsoft.com/office/drawing/2016/5/10/chartex" xmlns:cx5="http://schemas.microsoft.com/office/drawing/2016/5/11/chartex" xmlns:cx6="http://schemas.microsoft.com/office/drawing/2016/5/12/chartex" xmlns:cx7="http://schemas.microsoft.com/office/drawing/2016/5/13/chartex" xmlns:cx8="http://schemas.microsoft.com/office/drawing/2016/5/14/chartex" xmlns:mc="http://schemas.openxmlformats.org/markup-compatibility/2006" xmlns:aink="http://schemas.microsoft.com/office/drawing/2016/ink" xmlns:am3d="http://schemas.microsoft.com/office/drawing/2017/model3d" xmlns:o="urn:schemas-microsoft-com:office:office" xmlns:oel="http://schemas.microsoft.com/office/2019/extlst" xmlns:r="http://schemas.openxmlformats.org/officeDocument/2006/relationships" xmlns:m="http://schemas.openxmlformats.org/officeDocument/2006/math" xmlns:v="urn:schemas-microsoft-com:vml" xmlns:wp14="http://schemas.microsoft.com/office/word/2010/wordprocessingDrawing" xmlns:wp="http://schemas.openxmlformats.org/drawingml/2006/wordprocessingDrawing" xmlns:w10="urn:schemas-microsoft-com:office:word" xmlns:w="http://schemas.openxmlformats.org/wordprocessingml/2006/main" xmlns:w14="http://schemas.microsoft.com/office/word/2010/wordml" xmlns:w15="http://schemas.microsoft.com/office/word/2012/wordml" xmlns:w16cex="http://schemas.microsoft.com/office/word/2018/wordml/cex" xmlns:w16cid="http://schemas.microsoft.com/office/word/2016/wordml/cid" xmlns:w16="http://schemas.microsoft.com/office/word/2018/wordml" xmlns:w16du="http://schemas.microsoft.com/office/word/2023/wordml/word16du" xmlns:w16sdtdh="http://schemas.microsoft.com/office/word/2020/wordml/sdtdatahash" xmlns:w16sdtfl="http://schemas.microsoft.com/office/word/2024/wordml/sdtformatlock" xmlns:w16se="http://schemas.microsoft.com/office/word/2015/wordml/symex" xmlns:wpg="http://schemas.microsoft.com/office/word/2010/wordprocessingGroup" xmlns:wpi="http://schemas.microsoft.com/office/word/2010/wordprocessingInk" xmlns:wne="http://schemas.microsoft.com/office/word/2006/wordml" xmlns:wps="http://schemas.microsoft.com/office/word/2010/wordprocessingShape" mc:Ignorable="w14 w15 w16se w16cid w16 w16cex w16sdtdh w16sdtfl w16du wp14">
+<w:document xmlns:wpc="http://schemas.microsoft.com/office/word/2010/wordprocessingCanvas" xmlns:cx="http://schemas.microsoft.com/office/drawing/2014/chartex" xmlns:cx1="http://schemas.microsoft.com/office/drawing/2015/9/8/chartex" xmlns:cx2="http://schemas.microsoft.com/office/drawing/2015/10/21/chartex" xmlns:cx3="http://schemas.microsoft.com/office/drawing/2016/5/9/chartex" xmlns:cx4="http://schemas.microsoft.com/office/drawing/2016/5/10/chartex" xmlns:cx5="http://schemas.microsoft.com/office/drawing/2016/5/11/chartex" xmlns:cx6="http://schemas.microsoft.com/office/drawing/2016/5/12/chartex" xmlns:cx7="http://schemas.microsoft.com/office/drawing/2016/5/13/chartex" xmlns:cx8="http://schemas.microsoft.com/office/drawing/2016/5/14/chartex" xmlns:mc="http://schemas.openxmlformats.org/markup-compatibility/2006" xmlns:aink="http://schemas.microsoft.com/office/drawing/2016/ink" xmlns:am3d="http://schemas.microsoft.com/office/drawing/2017/model3d" xmlns:o="urn:schemas-microsoft-com:office:office" xmlns:r="http://schemas.openxmlformats.org/officeDocument/2006/relationships" xmlns:m="http://schemas.openxmlformats.org/officeDocument/2006/math" xmlns:v="urn:schemas-microsoft-com:vml" xmlns:wp14="http://schemas.microsoft.com/office/word/2010/wordprocessingDrawing" xmlns:wp="http://schemas.openxmlformats.org/drawingml/2006/wordprocessingDrawing" xmlns:w10="urn:schemas-microsoft-com:office:word" xmlns:w="http://schemas.openxmlformats.org/wordprocessingml/2006/main" xmlns:w14="http://schemas.microsoft.com/office/word/2010/wordml" xmlns:w15="http://schemas.microsoft.com/office/word/2012/wordml" xmlns:w16cex="http://schemas.microsoft.com/office/word/2018/wordml/cex" xmlns:w16cid="http://schemas.microsoft.com/office/word/2016/wordml/cid" xmlns:w16="http://schemas.microsoft.com/office/word/2018/wordml" xmlns:w16sdtdh="http://schemas.microsoft.com/office/word/2020/wordml/sdtdatahash" xmlns:w16se="http://schemas.microsoft.com/office/word/2015/wordml/symex" xmlns:wpg="http://schemas.microsoft.com/office/word/2010/wordprocessingGroup" xmlns:wpi="http://schemas.microsoft.com/office/word/2010/wordprocessingInk" xmlns:wne="http://schemas.microsoft.com/office/word/2006/wordml" xmlns:wps="http://schemas.microsoft.com/office/word/2010/wordprocessingShape" mc:Ignorable="w14 w15 w16se w16cid w16 w16cex w16sdtdh wp14">
   <w:body>
     <w:p>
       <w:pPr>
@@ -61,7 +61,10 @@
         <w:spacing w:after="159"/>
       </w:pPr>
       <w:r>
-        <w:t>El objetivo de esta pauta de autoevaluación es que identifiques tus niveles de logro en las competencias de tu plan de estudio para que, a partir de tus fortalezas y oportunidades de mejora, puedas definir mejor tu proyecto APT. Esta pauta de autoevaluación es un complemento de las reflexiones iniciales de APT que también te ayudarán a definir tu Proyecto APT.</w:t>
+        <w:t xml:space="preserve">El objetivo de esta pauta de autoevaluación es que identifiques tus niveles de logro en las competencias de tu plan de estudio </w:t>
+      </w:r>
+      <w:r>
+        <w:t>para que, a partir de tus fortalezas y oportunidades de mejora, puedas definir mejor tu proyecto APT. Esta pauta de autoevaluación es un complemento de las reflexiones iniciales de APT que también te ayudarán a definir tu Proyecto APT.</w:t>
       </w:r>
       <w:r>
         <w:rPr>
@@ -93,7 +96,10 @@
         <w:ind w:hanging="361"/>
       </w:pPr>
       <w:r>
-        <w:t>Completa la tabla con las competencias de tu perfil de egreso (las puedes revisar con tu docente)</w:t>
+        <w:t>Co</w:t>
+      </w:r>
+      <w:r>
+        <w:t>mpleta la tabla con las competencias de tu perfil de egreso (las puedes revisar con tu docente)</w:t>
       </w:r>
       <w:r>
         <w:rPr>
@@ -111,15 +117,10 @@
         <w:ind w:hanging="361"/>
       </w:pPr>
       <w:r>
-        <w:t xml:space="preserve">Piensa en tu proceso de aprendizaje durante el tiempo que has </w:t>
+        <w:t>Piensa en tu proceso de aprendizaje durante el tiempo que has estudiando en Duoc UC y evalúa el nivel de logro que alcanzaste en cada competencia de tu plan de</w:t>
       </w:r>
-      <w:proofErr w:type="gramStart"/>
       <w:r>
-        <w:t>estudiando</w:t>
-      </w:r>
-      <w:proofErr w:type="gramEnd"/>
-      <w:r>
-        <w:t xml:space="preserve"> en Duoc UC y evalúa el nivel de logro que alcanzaste en cada competencia de tu plan de estudio. </w:t>
+        <w:t xml:space="preserve"> estudio. </w:t>
       </w:r>
       <w:r>
         <w:rPr>
@@ -167,7 +168,6 @@
         <w:tblCellMar>
           <w:top w:w="45" w:type="dxa"/>
           <w:left w:w="110" w:type="dxa"/>
-          <w:bottom w:w="0" w:type="dxa"/>
           <w:right w:w="21" w:type="dxa"/>
         </w:tblCellMar>
         <w:tblLook w:val="04A0" w:firstRow="1" w:lastRow="0" w:firstColumn="1" w:lastColumn="0" w:noHBand="0" w:noVBand="1"/>
@@ -289,7 +289,10 @@
               <w:jc w:val="left"/>
             </w:pPr>
             <w:r>
-              <w:t>Tengo un excelente dominio en esta competencia y no necesito reforzarla.</w:t>
+              <w:t xml:space="preserve">Tengo un excelente dominio en esta competencia y no </w:t>
+            </w:r>
+            <w:r>
+              <w:t>necesito reforzarla.</w:t>
             </w:r>
             <w:r>
               <w:rPr>
@@ -417,7 +420,10 @@
               <w:jc w:val="left"/>
             </w:pPr>
             <w:r>
-              <w:t>Tengo un dominio básico de la competencia, que me permite lograr los aspectos centrales de ésta, pero aún tengo muchos que necesito reforzar.</w:t>
+              <w:t xml:space="preserve">Tengo un dominio básico de la competencia, que me </w:t>
+            </w:r>
+            <w:r>
+              <w:t>permite lograr los aspectos centrales de ésta, pero aún tengo muchos que necesito reforzar.</w:t>
             </w:r>
             <w:r>
               <w:rPr>
@@ -535,7 +541,10 @@
               <w:jc w:val="left"/>
             </w:pPr>
             <w:r>
-              <w:t>Tengo un dominio no logrado de la competencia, no manejo casi ningún aspecto de manera clara.</w:t>
+              <w:t>Tengo un domi</w:t>
+            </w:r>
+            <w:r>
+              <w:t>nio no logrado de la competencia, no manejo casi ningún aspecto de manera clara.</w:t>
             </w:r>
             <w:r>
               <w:rPr>
@@ -719,8 +728,6 @@
         <w:tblInd w:w="6" w:type="dxa"/>
         <w:tblCellMar>
           <w:top w:w="49" w:type="dxa"/>
-          <w:left w:w="0" w:type="dxa"/>
-          <w:bottom w:w="0" w:type="dxa"/>
           <w:right w:w="115" w:type="dxa"/>
         </w:tblCellMar>
         <w:tblLook w:val="04A0" w:firstRow="1" w:lastRow="0" w:firstColumn="1" w:lastColumn="0" w:noHBand="0" w:noVBand="1"/>
@@ -927,14 +934,12 @@
               <w:ind w:left="110" w:firstLine="0"/>
               <w:jc w:val="left"/>
             </w:pPr>
-            <w:proofErr w:type="spellStart"/>
             <w:r>
               <w:rPr>
                 <w:color w:val="767171"/>
               </w:rPr>
-              <w:t>Igeniería</w:t>
-            </w:r>
-            <w:proofErr w:type="spellEnd"/>
+              <w:t>Ingeniería</w:t>
+            </w:r>
             <w:r>
               <w:rPr>
                 <w:color w:val="767171"/>
@@ -1058,9 +1063,7 @@
         <w:tblW w:w="9929" w:type="dxa"/>
         <w:tblInd w:w="85" w:type="dxa"/>
         <w:tblCellMar>
-          <w:top w:w="0" w:type="dxa"/>
           <w:left w:w="105" w:type="dxa"/>
-          <w:bottom w:w="0" w:type="dxa"/>
           <w:right w:w="92" w:type="dxa"/>
         </w:tblCellMar>
         <w:tblLook w:val="04A0" w:firstRow="1" w:lastRow="0" w:firstColumn="1" w:lastColumn="0" w:noHBand="0" w:noVBand="1"/>
@@ -1921,7 +1924,14 @@
                 <w:b/>
                 <w:sz w:val="16"/>
               </w:rPr>
-              <w:t xml:space="preserve">Diseñar y adaptar los procesos de ingeniería de requisitos, a través del uso de metodologías de vanguardia y estándares de la industria, para el desarrollo de soluciones TI complejas, innovadoras y de calidad. </w:t>
+              <w:t>Diseñar y adaptar los procesos de ingeniería de requisitos</w:t>
+            </w:r>
+            <w:r>
+              <w:rPr>
+                <w:b/>
+                <w:sz w:val="16"/>
+              </w:rPr>
+              <w:t xml:space="preserve">, a través del uso de metodologías de vanguardia y estándares de la industria, para el desarrollo de soluciones TI complejas, innovadoras y de calidad. </w:t>
             </w:r>
           </w:p>
         </w:tc>
@@ -2101,15 +2111,13 @@
               </w:rPr>
               <w:t xml:space="preserve">requerimientos </w:t>
             </w:r>
-            <w:proofErr w:type="spellStart"/>
-            <w:r>
-              <w:rPr>
-                <w:b/>
-                <w:sz w:val="16"/>
-              </w:rPr>
-              <w:t>principasles</w:t>
-            </w:r>
-            <w:proofErr w:type="spellEnd"/>
+            <w:r>
+              <w:rPr>
+                <w:b/>
+                <w:sz w:val="16"/>
+              </w:rPr>
+              <w:t>principales</w:t>
+            </w:r>
             <w:r>
               <w:rPr>
                 <w:b/>
@@ -2173,23 +2181,7 @@
                 <w:b/>
                 <w:sz w:val="16"/>
               </w:rPr>
-              <w:t xml:space="preserve">Evaluar y gestionar proyectos en su área de especialización profesional, durante todo el ciclo de vida, </w:t>
-            </w:r>
-            <w:proofErr w:type="gramStart"/>
-            <w:r>
-              <w:rPr>
-                <w:b/>
-                <w:sz w:val="16"/>
-              </w:rPr>
-              <w:t>de acuerdo a</w:t>
-            </w:r>
-            <w:proofErr w:type="gramEnd"/>
-            <w:r>
-              <w:rPr>
-                <w:b/>
-                <w:sz w:val="16"/>
-              </w:rPr>
-              <w:t xml:space="preserve"> </w:t>
+              <w:t xml:space="preserve">Evaluar y gestionar proyectos en su área de especialización profesional, durante todo el ciclo de vida, de acuerdo a </w:t>
             </w:r>
           </w:p>
           <w:p>
@@ -2203,7 +2195,14 @@
                 <w:b/>
                 <w:sz w:val="16"/>
               </w:rPr>
-              <w:t xml:space="preserve">buenas prácticas y utilizando metodologías y herramientas de software, para cumplir con los requerimientos de la organización en contextos tradicionales y ágiles. </w:t>
+              <w:t>buenas prácticas y utilizando metodologías y herramientas de software, para cumplir con los requerimientos de la organización en contextos</w:t>
+            </w:r>
+            <w:r>
+              <w:rPr>
+                <w:b/>
+                <w:sz w:val="16"/>
+              </w:rPr>
+              <w:t xml:space="preserve"> tradicionales y ágiles. </w:t>
             </w:r>
           </w:p>
         </w:tc>
@@ -2367,17 +2366,15 @@
                 <w:b/>
                 <w:sz w:val="16"/>
               </w:rPr>
-              <w:t xml:space="preserve">en </w:t>
-            </w:r>
-            <w:proofErr w:type="spellStart"/>
-            <w:r>
-              <w:rPr>
-                <w:b/>
-                <w:sz w:val="16"/>
-              </w:rPr>
-              <w:t>distinitos</w:t>
-            </w:r>
-            <w:proofErr w:type="spellEnd"/>
+              <w:t>en disti</w:t>
+            </w:r>
+            <w:r>
+              <w:rPr>
+                <w:b/>
+                <w:sz w:val="16"/>
+              </w:rPr>
+              <w:t>ntos</w:t>
+            </w:r>
             <w:r>
               <w:rPr>
                 <w:b/>
@@ -2441,23 +2438,7 @@
                 <w:sz w:val="16"/>
               </w:rPr>
               <w:lastRenderedPageBreak/>
-              <w:t xml:space="preserve">Diseñar soluciones de software, abarcando todo el ciclo de vida de éste, </w:t>
-            </w:r>
-            <w:proofErr w:type="gramStart"/>
-            <w:r>
-              <w:rPr>
-                <w:b/>
-                <w:sz w:val="16"/>
-              </w:rPr>
-              <w:t>de acuerdo a</w:t>
-            </w:r>
-            <w:proofErr w:type="gramEnd"/>
-            <w:r>
-              <w:rPr>
-                <w:b/>
-                <w:sz w:val="16"/>
-              </w:rPr>
-              <w:t xml:space="preserve"> estándares, marcos de trabajo y </w:t>
+              <w:t xml:space="preserve">Diseñar soluciones de software, abarcando todo el ciclo de vida de éste, de acuerdo a estándares, marcos de trabajo y </w:t>
             </w:r>
           </w:p>
           <w:p>
@@ -2623,15 +2604,13 @@
               </w:rPr>
               <w:t xml:space="preserve">Tengo un dominio </w:t>
             </w:r>
-            <w:proofErr w:type="spellStart"/>
-            <w:r>
-              <w:rPr>
-                <w:b/>
-                <w:sz w:val="16"/>
-              </w:rPr>
-              <w:t>acepable</w:t>
-            </w:r>
-            <w:proofErr w:type="spellEnd"/>
+            <w:r>
+              <w:rPr>
+                <w:b/>
+                <w:sz w:val="16"/>
+              </w:rPr>
+              <w:t>aceptable</w:t>
+            </w:r>
             <w:r>
               <w:rPr>
                 <w:b/>
@@ -2902,7 +2881,14 @@
                 <w:b/>
                 <w:sz w:val="16"/>
               </w:rPr>
-              <w:t xml:space="preserve">Diseñar y generar soluciones que permitan resolver los requerimientos de información en el contexto de las organizaciones, considerando bases de datos relacionales y no relacionales. </w:t>
+              <w:t>Diseñar y generar soluciones que permitan resolver los requerimie</w:t>
+            </w:r>
+            <w:r>
+              <w:rPr>
+                <w:b/>
+                <w:sz w:val="16"/>
+              </w:rPr>
+              <w:t xml:space="preserve">ntos de información en el contexto de las organizaciones, considerando bases de datos relacionales y no relacionales. </w:t>
             </w:r>
           </w:p>
         </w:tc>
@@ -3054,15 +3040,13 @@
               </w:rPr>
               <w:t xml:space="preserve">Tengo un dominio </w:t>
             </w:r>
-            <w:proofErr w:type="spellStart"/>
-            <w:r>
-              <w:rPr>
-                <w:b/>
-                <w:sz w:val="16"/>
-              </w:rPr>
-              <w:t>acepable</w:t>
-            </w:r>
-            <w:proofErr w:type="spellEnd"/>
+            <w:r>
+              <w:rPr>
+                <w:b/>
+                <w:sz w:val="16"/>
+              </w:rPr>
+              <w:t>aceptable</w:t>
+            </w:r>
             <w:r>
               <w:rPr>
                 <w:b/>
@@ -3070,15 +3054,13 @@
               </w:rPr>
               <w:t xml:space="preserve"> porque puede </w:t>
             </w:r>
-            <w:proofErr w:type="spellStart"/>
-            <w:r>
-              <w:rPr>
-                <w:b/>
-                <w:sz w:val="16"/>
-              </w:rPr>
-              <w:t>diseñasr</w:t>
-            </w:r>
-            <w:proofErr w:type="spellEnd"/>
+            <w:r>
+              <w:rPr>
+                <w:b/>
+                <w:sz w:val="16"/>
+              </w:rPr>
+              <w:t>diseñar</w:t>
+            </w:r>
             <w:r>
               <w:rPr>
                 <w:b/>
@@ -3294,15 +3276,13 @@
               </w:rPr>
               <w:t xml:space="preserve">Tengo un dominio </w:t>
             </w:r>
-            <w:proofErr w:type="spellStart"/>
-            <w:r>
-              <w:rPr>
-                <w:b/>
-                <w:sz w:val="16"/>
-              </w:rPr>
-              <w:t>acepable</w:t>
-            </w:r>
-            <w:proofErr w:type="spellEnd"/>
+            <w:r>
+              <w:rPr>
+                <w:b/>
+                <w:sz w:val="16"/>
+              </w:rPr>
+              <w:t>aceptable</w:t>
+            </w:r>
             <w:r>
               <w:rPr>
                 <w:b/>
@@ -3337,15 +3317,13 @@
               </w:rPr>
               <w:t xml:space="preserve">solución, aunque </w:t>
             </w:r>
-            <w:proofErr w:type="spellStart"/>
-            <w:r>
-              <w:rPr>
-                <w:b/>
-                <w:sz w:val="16"/>
-              </w:rPr>
-              <w:t>tofavía</w:t>
-            </w:r>
-            <w:proofErr w:type="spellEnd"/>
+            <w:r>
+              <w:rPr>
+                <w:b/>
+                <w:sz w:val="16"/>
+              </w:rPr>
+              <w:t>todavía</w:t>
+            </w:r>
             <w:r>
               <w:rPr>
                 <w:b/>
@@ -3400,7 +3378,7 @@
 </file>
 
 <file path=word/endnotes.xml><?xml version="1.0" encoding="utf-8"?>
-<w:endnotes xmlns:wpc="http://schemas.microsoft.com/office/word/2010/wordprocessingCanvas" xmlns:cx="http://schemas.microsoft.com/office/drawing/2014/chartex" xmlns:cx1="http://schemas.microsoft.com/office/drawing/2015/9/8/chartex" xmlns:cx2="http://schemas.microsoft.com/office/drawing/2015/10/21/chartex" xmlns:cx3="http://schemas.microsoft.com/office/drawing/2016/5/9/chartex" xmlns:cx4="http://schemas.microsoft.com/office/drawing/2016/5/10/chartex" xmlns:cx5="http://schemas.microsoft.com/office/drawing/2016/5/11/chartex" xmlns:cx6="http://schemas.microsoft.com/office/drawing/2016/5/12/chartex" xmlns:cx7="http://schemas.microsoft.com/office/drawing/2016/5/13/chartex" xmlns:cx8="http://schemas.microsoft.com/office/drawing/2016/5/14/chartex" xmlns:mc="http://schemas.openxmlformats.org/markup-compatibility/2006" xmlns:aink="http://schemas.microsoft.com/office/drawing/2016/ink" xmlns:am3d="http://schemas.microsoft.com/office/drawing/2017/model3d" xmlns:o="urn:schemas-microsoft-com:office:office" xmlns:oel="http://schemas.microsoft.com/office/2019/extlst" xmlns:r="http://schemas.openxmlformats.org/officeDocument/2006/relationships" xmlns:m="http://schemas.openxmlformats.org/officeDocument/2006/math" xmlns:v="urn:schemas-microsoft-com:vml" xmlns:wp14="http://schemas.microsoft.com/office/word/2010/wordprocessingDrawing" xmlns:wp="http://schemas.openxmlformats.org/drawingml/2006/wordprocessingDrawing" xmlns:w10="urn:schemas-microsoft-com:office:word" xmlns:w="http://schemas.openxmlformats.org/wordprocessingml/2006/main" xmlns:w14="http://schemas.microsoft.com/office/word/2010/wordml" xmlns:w15="http://schemas.microsoft.com/office/word/2012/wordml" xmlns:w16cex="http://schemas.microsoft.com/office/word/2018/wordml/cex" xmlns:w16cid="http://schemas.microsoft.com/office/word/2016/wordml/cid" xmlns:w16="http://schemas.microsoft.com/office/word/2018/wordml" xmlns:w16du="http://schemas.microsoft.com/office/word/2023/wordml/word16du" xmlns:w16sdtdh="http://schemas.microsoft.com/office/word/2020/wordml/sdtdatahash" xmlns:w16sdtfl="http://schemas.microsoft.com/office/word/2024/wordml/sdtformatlock" xmlns:w16se="http://schemas.microsoft.com/office/word/2015/wordml/symex" xmlns:wpg="http://schemas.microsoft.com/office/word/2010/wordprocessingGroup" xmlns:wpi="http://schemas.microsoft.com/office/word/2010/wordprocessingInk" xmlns:wne="http://schemas.microsoft.com/office/word/2006/wordml" xmlns:wps="http://schemas.microsoft.com/office/word/2010/wordprocessingShape" mc:Ignorable="w14 w15 w16se w16cid w16 w16cex w16sdtdh w16sdtfl w16du wp14">
+<w:endnotes xmlns:wpc="http://schemas.microsoft.com/office/word/2010/wordprocessingCanvas" xmlns:cx="http://schemas.microsoft.com/office/drawing/2014/chartex" xmlns:cx1="http://schemas.microsoft.com/office/drawing/2015/9/8/chartex" xmlns:cx2="http://schemas.microsoft.com/office/drawing/2015/10/21/chartex" xmlns:cx3="http://schemas.microsoft.com/office/drawing/2016/5/9/chartex" xmlns:cx4="http://schemas.microsoft.com/office/drawing/2016/5/10/chartex" xmlns:cx5="http://schemas.microsoft.com/office/drawing/2016/5/11/chartex" xmlns:cx6="http://schemas.microsoft.com/office/drawing/2016/5/12/chartex" xmlns:cx7="http://schemas.microsoft.com/office/drawing/2016/5/13/chartex" xmlns:cx8="http://schemas.microsoft.com/office/drawing/2016/5/14/chartex" xmlns:mc="http://schemas.openxmlformats.org/markup-compatibility/2006" xmlns:aink="http://schemas.microsoft.com/office/drawing/2016/ink" xmlns:am3d="http://schemas.microsoft.com/office/drawing/2017/model3d" xmlns:o="urn:schemas-microsoft-com:office:office" xmlns:r="http://schemas.openxmlformats.org/officeDocument/2006/relationships" xmlns:m="http://schemas.openxmlformats.org/officeDocument/2006/math" xmlns:v="urn:schemas-microsoft-com:vml" xmlns:wp14="http://schemas.microsoft.com/office/word/2010/wordprocessingDrawing" xmlns:wp="http://schemas.openxmlformats.org/drawingml/2006/wordprocessingDrawing" xmlns:w10="urn:schemas-microsoft-com:office:word" xmlns:w="http://schemas.openxmlformats.org/wordprocessingml/2006/main" xmlns:w14="http://schemas.microsoft.com/office/word/2010/wordml" xmlns:w15="http://schemas.microsoft.com/office/word/2012/wordml" xmlns:w16cex="http://schemas.microsoft.com/office/word/2018/wordml/cex" xmlns:w16cid="http://schemas.microsoft.com/office/word/2016/wordml/cid" xmlns:w16="http://schemas.microsoft.com/office/word/2018/wordml" xmlns:w16sdtdh="http://schemas.microsoft.com/office/word/2020/wordml/sdtdatahash" xmlns:w16se="http://schemas.microsoft.com/office/word/2015/wordml/symex" xmlns:wpg="http://schemas.microsoft.com/office/word/2010/wordprocessingGroup" xmlns:wpi="http://schemas.microsoft.com/office/word/2010/wordprocessingInk" xmlns:wne="http://schemas.microsoft.com/office/word/2006/wordml" xmlns:wps="http://schemas.microsoft.com/office/word/2010/wordprocessingShape" mc:Ignorable="w14 w15 w16se w16cid w16 w16cex w16sdtdh wp14">
   <w:endnote w:type="separator" w:id="-1">
     <w:p>
       <w:pPr>
@@ -3425,7 +3403,7 @@
 </file>
 
 <file path=word/footer1.xml><?xml version="1.0" encoding="utf-8"?>
-<w:ftr xmlns:wpc="http://schemas.microsoft.com/office/word/2010/wordprocessingCanvas" xmlns:cx="http://schemas.microsoft.com/office/drawing/2014/chartex" xmlns:cx1="http://schemas.microsoft.com/office/drawing/2015/9/8/chartex" xmlns:cx2="http://schemas.microsoft.com/office/drawing/2015/10/21/chartex" xmlns:cx3="http://schemas.microsoft.com/office/drawing/2016/5/9/chartex" xmlns:cx4="http://schemas.microsoft.com/office/drawing/2016/5/10/chartex" xmlns:cx5="http://schemas.microsoft.com/office/drawing/2016/5/11/chartex" xmlns:cx6="http://schemas.microsoft.com/office/drawing/2016/5/12/chartex" xmlns:cx7="http://schemas.microsoft.com/office/drawing/2016/5/13/chartex" xmlns:cx8="http://schemas.microsoft.com/office/drawing/2016/5/14/chartex" xmlns:mc="http://schemas.openxmlformats.org/markup-compatibility/2006" xmlns:aink="http://schemas.microsoft.com/office/drawing/2016/ink" xmlns:am3d="http://schemas.microsoft.com/office/drawing/2017/model3d" xmlns:o="urn:schemas-microsoft-com:office:office" xmlns:oel="http://schemas.microsoft.com/office/2019/extlst" xmlns:r="http://schemas.openxmlformats.org/officeDocument/2006/relationships" xmlns:m="http://schemas.openxmlformats.org/officeDocument/2006/math" xmlns:v="urn:schemas-microsoft-com:vml" xmlns:wp14="http://schemas.microsoft.com/office/word/2010/wordprocessingDrawing" xmlns:wp="http://schemas.openxmlformats.org/drawingml/2006/wordprocessingDrawing" xmlns:w10="urn:schemas-microsoft-com:office:word" xmlns:w="http://schemas.openxmlformats.org/wordprocessingml/2006/main" xmlns:w14="http://schemas.microsoft.com/office/word/2010/wordml" xmlns:w15="http://schemas.microsoft.com/office/word/2012/wordml" xmlns:w16cex="http://schemas.microsoft.com/office/word/2018/wordml/cex" xmlns:w16cid="http://schemas.microsoft.com/office/word/2016/wordml/cid" xmlns:w16="http://schemas.microsoft.com/office/word/2018/wordml" xmlns:w16du="http://schemas.microsoft.com/office/word/2023/wordml/word16du" xmlns:w16sdtdh="http://schemas.microsoft.com/office/word/2020/wordml/sdtdatahash" xmlns:w16sdtfl="http://schemas.microsoft.com/office/word/2024/wordml/sdtformatlock" xmlns:w16se="http://schemas.microsoft.com/office/word/2015/wordml/symex" xmlns:wpg="http://schemas.microsoft.com/office/word/2010/wordprocessingGroup" xmlns:wpi="http://schemas.microsoft.com/office/word/2010/wordprocessingInk" xmlns:wne="http://schemas.microsoft.com/office/word/2006/wordml" xmlns:wps="http://schemas.microsoft.com/office/word/2010/wordprocessingShape" mc:Ignorable="w14 w15 w16se w16cid w16 w16cex w16sdtdh w16sdtfl w16du wp14">
+<w:ftr xmlns:wpc="http://schemas.microsoft.com/office/word/2010/wordprocessingCanvas" xmlns:cx="http://schemas.microsoft.com/office/drawing/2014/chartex" xmlns:cx1="http://schemas.microsoft.com/office/drawing/2015/9/8/chartex" xmlns:cx2="http://schemas.microsoft.com/office/drawing/2015/10/21/chartex" xmlns:cx3="http://schemas.microsoft.com/office/drawing/2016/5/9/chartex" xmlns:cx4="http://schemas.microsoft.com/office/drawing/2016/5/10/chartex" xmlns:cx5="http://schemas.microsoft.com/office/drawing/2016/5/11/chartex" xmlns:cx6="http://schemas.microsoft.com/office/drawing/2016/5/12/chartex" xmlns:cx7="http://schemas.microsoft.com/office/drawing/2016/5/13/chartex" xmlns:cx8="http://schemas.microsoft.com/office/drawing/2016/5/14/chartex" xmlns:mc="http://schemas.openxmlformats.org/markup-compatibility/2006" xmlns:aink="http://schemas.microsoft.com/office/drawing/2016/ink" xmlns:am3d="http://schemas.microsoft.com/office/drawing/2017/model3d" xmlns:o="urn:schemas-microsoft-com:office:office" xmlns:r="http://schemas.openxmlformats.org/officeDocument/2006/relationships" xmlns:m="http://schemas.openxmlformats.org/officeDocument/2006/math" xmlns:v="urn:schemas-microsoft-com:vml" xmlns:wp14="http://schemas.microsoft.com/office/word/2010/wordprocessingDrawing" xmlns:wp="http://schemas.openxmlformats.org/drawingml/2006/wordprocessingDrawing" xmlns:w10="urn:schemas-microsoft-com:office:word" xmlns:w="http://schemas.openxmlformats.org/wordprocessingml/2006/main" xmlns:w14="http://schemas.microsoft.com/office/word/2010/wordml" xmlns:w15="http://schemas.microsoft.com/office/word/2012/wordml" xmlns:w16cex="http://schemas.microsoft.com/office/word/2018/wordml/cex" xmlns:w16cid="http://schemas.microsoft.com/office/word/2016/wordml/cid" xmlns:w16="http://schemas.microsoft.com/office/word/2018/wordml" xmlns:w16sdtdh="http://schemas.microsoft.com/office/word/2020/wordml/sdtdatahash" xmlns:w16se="http://schemas.microsoft.com/office/word/2015/wordml/symex" xmlns:wpg="http://schemas.microsoft.com/office/word/2010/wordprocessingGroup" xmlns:wpi="http://schemas.microsoft.com/office/word/2010/wordprocessingInk" xmlns:wne="http://schemas.microsoft.com/office/word/2006/wordml" xmlns:wps="http://schemas.microsoft.com/office/word/2010/wordprocessingShape" mc:Ignorable="w14 w15 w16se w16cid w16 w16cex w16sdtdh wp14">
   <w:p>
     <w:pPr>
       <w:spacing w:after="0"/>
@@ -3719,7 +3697,7 @@
             </wp:anchor>
           </w:drawing>
         </mc:Choice>
-        <mc:Fallback xmlns:a="http://schemas.openxmlformats.org/drawingml/2006/main">
+        <mc:Fallback xmlns:a="http://schemas.openxmlformats.org/drawingml/2006/main" xmlns:w16sdtfl="http://schemas.microsoft.com/office/word/2024/wordml/sdtformatlock" xmlns:w16du="http://schemas.microsoft.com/office/word/2023/wordml/word16du" xmlns:oel="http://schemas.microsoft.com/office/2019/extlst">
           <w:pict>
             <v:group id="Group 7208" style="width:610.5pt;height:14.975pt;position:absolute;mso-position-horizontal-relative:page;mso-position-horizontal:absolute;margin-left:0.75pt;mso-position-vertical-relative:page;margin-top:756.525pt;" coordsize="77533,1901">
               <v:rect id="Rectangle 7212" style="position:absolute;width:419;height:1892;left:6734;top:155;" filled="f" stroked="f">
@@ -3804,7 +3782,7 @@
 </file>
 
 <file path=word/footer2.xml><?xml version="1.0" encoding="utf-8"?>
-<w:ftr xmlns:wpc="http://schemas.microsoft.com/office/word/2010/wordprocessingCanvas" xmlns:cx="http://schemas.microsoft.com/office/drawing/2014/chartex" xmlns:cx1="http://schemas.microsoft.com/office/drawing/2015/9/8/chartex" xmlns:cx2="http://schemas.microsoft.com/office/drawing/2015/10/21/chartex" xmlns:cx3="http://schemas.microsoft.com/office/drawing/2016/5/9/chartex" xmlns:cx4="http://schemas.microsoft.com/office/drawing/2016/5/10/chartex" xmlns:cx5="http://schemas.microsoft.com/office/drawing/2016/5/11/chartex" xmlns:cx6="http://schemas.microsoft.com/office/drawing/2016/5/12/chartex" xmlns:cx7="http://schemas.microsoft.com/office/drawing/2016/5/13/chartex" xmlns:cx8="http://schemas.microsoft.com/office/drawing/2016/5/14/chartex" xmlns:mc="http://schemas.openxmlformats.org/markup-compatibility/2006" xmlns:aink="http://schemas.microsoft.com/office/drawing/2016/ink" xmlns:am3d="http://schemas.microsoft.com/office/drawing/2017/model3d" xmlns:o="urn:schemas-microsoft-com:office:office" xmlns:oel="http://schemas.microsoft.com/office/2019/extlst" xmlns:r="http://schemas.openxmlformats.org/officeDocument/2006/relationships" xmlns:m="http://schemas.openxmlformats.org/officeDocument/2006/math" xmlns:v="urn:schemas-microsoft-com:vml" xmlns:wp14="http://schemas.microsoft.com/office/word/2010/wordprocessingDrawing" xmlns:wp="http://schemas.openxmlformats.org/drawingml/2006/wordprocessingDrawing" xmlns:w10="urn:schemas-microsoft-com:office:word" xmlns:w="http://schemas.openxmlformats.org/wordprocessingml/2006/main" xmlns:w14="http://schemas.microsoft.com/office/word/2010/wordml" xmlns:w15="http://schemas.microsoft.com/office/word/2012/wordml" xmlns:w16cex="http://schemas.microsoft.com/office/word/2018/wordml/cex" xmlns:w16cid="http://schemas.microsoft.com/office/word/2016/wordml/cid" xmlns:w16="http://schemas.microsoft.com/office/word/2018/wordml" xmlns:w16du="http://schemas.microsoft.com/office/word/2023/wordml/word16du" xmlns:w16sdtdh="http://schemas.microsoft.com/office/word/2020/wordml/sdtdatahash" xmlns:w16sdtfl="http://schemas.microsoft.com/office/word/2024/wordml/sdtformatlock" xmlns:w16se="http://schemas.microsoft.com/office/word/2015/wordml/symex" xmlns:wpg="http://schemas.microsoft.com/office/word/2010/wordprocessingGroup" xmlns:wpi="http://schemas.microsoft.com/office/word/2010/wordprocessingInk" xmlns:wne="http://schemas.microsoft.com/office/word/2006/wordml" xmlns:wps="http://schemas.microsoft.com/office/word/2010/wordprocessingShape" mc:Ignorable="w14 w15 w16se w16cid w16 w16cex w16sdtdh w16sdtfl w16du wp14">
+<w:ftr xmlns:wpc="http://schemas.microsoft.com/office/word/2010/wordprocessingCanvas" xmlns:cx="http://schemas.microsoft.com/office/drawing/2014/chartex" xmlns:cx1="http://schemas.microsoft.com/office/drawing/2015/9/8/chartex" xmlns:cx2="http://schemas.microsoft.com/office/drawing/2015/10/21/chartex" xmlns:cx3="http://schemas.microsoft.com/office/drawing/2016/5/9/chartex" xmlns:cx4="http://schemas.microsoft.com/office/drawing/2016/5/10/chartex" xmlns:cx5="http://schemas.microsoft.com/office/drawing/2016/5/11/chartex" xmlns:cx6="http://schemas.microsoft.com/office/drawing/2016/5/12/chartex" xmlns:cx7="http://schemas.microsoft.com/office/drawing/2016/5/13/chartex" xmlns:cx8="http://schemas.microsoft.com/office/drawing/2016/5/14/chartex" xmlns:mc="http://schemas.openxmlformats.org/markup-compatibility/2006" xmlns:aink="http://schemas.microsoft.com/office/drawing/2016/ink" xmlns:am3d="http://schemas.microsoft.com/office/drawing/2017/model3d" xmlns:o="urn:schemas-microsoft-com:office:office" xmlns:r="http://schemas.openxmlformats.org/officeDocument/2006/relationships" xmlns:m="http://schemas.openxmlformats.org/officeDocument/2006/math" xmlns:v="urn:schemas-microsoft-com:vml" xmlns:wp14="http://schemas.microsoft.com/office/word/2010/wordprocessingDrawing" xmlns:wp="http://schemas.openxmlformats.org/drawingml/2006/wordprocessingDrawing" xmlns:w10="urn:schemas-microsoft-com:office:word" xmlns:w="http://schemas.openxmlformats.org/wordprocessingml/2006/main" xmlns:w14="http://schemas.microsoft.com/office/word/2010/wordml" xmlns:w15="http://schemas.microsoft.com/office/word/2012/wordml" xmlns:w16cex="http://schemas.microsoft.com/office/word/2018/wordml/cex" xmlns:w16cid="http://schemas.microsoft.com/office/word/2016/wordml/cid" xmlns:w16="http://schemas.microsoft.com/office/word/2018/wordml" xmlns:w16sdtdh="http://schemas.microsoft.com/office/word/2020/wordml/sdtdatahash" xmlns:w16se="http://schemas.microsoft.com/office/word/2015/wordml/symex" xmlns:wpg="http://schemas.microsoft.com/office/word/2010/wordprocessingGroup" xmlns:wpi="http://schemas.microsoft.com/office/word/2010/wordprocessingInk" xmlns:wne="http://schemas.microsoft.com/office/word/2006/wordml" xmlns:wps="http://schemas.microsoft.com/office/word/2010/wordprocessingShape" mc:Ignorable="w14 w15 w16se w16cid w16 w16cex w16sdtdh wp14">
   <w:p>
     <w:pPr>
       <w:spacing w:after="0"/>
@@ -4098,7 +4076,7 @@
             </wp:anchor>
           </w:drawing>
         </mc:Choice>
-        <mc:Fallback xmlns:a="http://schemas.openxmlformats.org/drawingml/2006/main">
+        <mc:Fallback xmlns:a="http://schemas.openxmlformats.org/drawingml/2006/main" xmlns:w16sdtfl="http://schemas.microsoft.com/office/word/2024/wordml/sdtformatlock" xmlns:w16du="http://schemas.microsoft.com/office/word/2023/wordml/word16du" xmlns:oel="http://schemas.microsoft.com/office/2019/extlst">
           <w:pict>
             <v:group id="Group 7177" style="width:610.5pt;height:14.975pt;position:absolute;mso-position-horizontal-relative:page;mso-position-horizontal:absolute;margin-left:0.75pt;mso-position-vertical-relative:page;margin-top:756.525pt;" coordsize="77533,1901">
               <v:rect id="Rectangle 7181" style="position:absolute;width:419;height:1892;left:6734;top:155;" filled="f" stroked="f">
@@ -4183,7 +4161,7 @@
 </file>
 
 <file path=word/footer3.xml><?xml version="1.0" encoding="utf-8"?>
-<w:ftr xmlns:wpc="http://schemas.microsoft.com/office/word/2010/wordprocessingCanvas" xmlns:cx="http://schemas.microsoft.com/office/drawing/2014/chartex" xmlns:cx1="http://schemas.microsoft.com/office/drawing/2015/9/8/chartex" xmlns:cx2="http://schemas.microsoft.com/office/drawing/2015/10/21/chartex" xmlns:cx3="http://schemas.microsoft.com/office/drawing/2016/5/9/chartex" xmlns:cx4="http://schemas.microsoft.com/office/drawing/2016/5/10/chartex" xmlns:cx5="http://schemas.microsoft.com/office/drawing/2016/5/11/chartex" xmlns:cx6="http://schemas.microsoft.com/office/drawing/2016/5/12/chartex" xmlns:cx7="http://schemas.microsoft.com/office/drawing/2016/5/13/chartex" xmlns:cx8="http://schemas.microsoft.com/office/drawing/2016/5/14/chartex" xmlns:mc="http://schemas.openxmlformats.org/markup-compatibility/2006" xmlns:aink="http://schemas.microsoft.com/office/drawing/2016/ink" xmlns:am3d="http://schemas.microsoft.com/office/drawing/2017/model3d" xmlns:o="urn:schemas-microsoft-com:office:office" xmlns:oel="http://schemas.microsoft.com/office/2019/extlst" xmlns:r="http://schemas.openxmlformats.org/officeDocument/2006/relationships" xmlns:m="http://schemas.openxmlformats.org/officeDocument/2006/math" xmlns:v="urn:schemas-microsoft-com:vml" xmlns:wp14="http://schemas.microsoft.com/office/word/2010/wordprocessingDrawing" xmlns:wp="http://schemas.openxmlformats.org/drawingml/2006/wordprocessingDrawing" xmlns:w10="urn:schemas-microsoft-com:office:word" xmlns:w="http://schemas.openxmlformats.org/wordprocessingml/2006/main" xmlns:w14="http://schemas.microsoft.com/office/word/2010/wordml" xmlns:w15="http://schemas.microsoft.com/office/word/2012/wordml" xmlns:w16cex="http://schemas.microsoft.com/office/word/2018/wordml/cex" xmlns:w16cid="http://schemas.microsoft.com/office/word/2016/wordml/cid" xmlns:w16="http://schemas.microsoft.com/office/word/2018/wordml" xmlns:w16du="http://schemas.microsoft.com/office/word/2023/wordml/word16du" xmlns:w16sdtdh="http://schemas.microsoft.com/office/word/2020/wordml/sdtdatahash" xmlns:w16sdtfl="http://schemas.microsoft.com/office/word/2024/wordml/sdtformatlock" xmlns:w16se="http://schemas.microsoft.com/office/word/2015/wordml/symex" xmlns:wpg="http://schemas.microsoft.com/office/word/2010/wordprocessingGroup" xmlns:wpi="http://schemas.microsoft.com/office/word/2010/wordprocessingInk" xmlns:wne="http://schemas.microsoft.com/office/word/2006/wordml" xmlns:wps="http://schemas.microsoft.com/office/word/2010/wordprocessingShape" mc:Ignorable="w14 w15 w16se w16cid w16 w16cex w16sdtdh w16sdtfl w16du wp14">
+<w:ftr xmlns:wpc="http://schemas.microsoft.com/office/word/2010/wordprocessingCanvas" xmlns:cx="http://schemas.microsoft.com/office/drawing/2014/chartex" xmlns:cx1="http://schemas.microsoft.com/office/drawing/2015/9/8/chartex" xmlns:cx2="http://schemas.microsoft.com/office/drawing/2015/10/21/chartex" xmlns:cx3="http://schemas.microsoft.com/office/drawing/2016/5/9/chartex" xmlns:cx4="http://schemas.microsoft.com/office/drawing/2016/5/10/chartex" xmlns:cx5="http://schemas.microsoft.com/office/drawing/2016/5/11/chartex" xmlns:cx6="http://schemas.microsoft.com/office/drawing/2016/5/12/chartex" xmlns:cx7="http://schemas.microsoft.com/office/drawing/2016/5/13/chartex" xmlns:cx8="http://schemas.microsoft.com/office/drawing/2016/5/14/chartex" xmlns:mc="http://schemas.openxmlformats.org/markup-compatibility/2006" xmlns:aink="http://schemas.microsoft.com/office/drawing/2016/ink" xmlns:am3d="http://schemas.microsoft.com/office/drawing/2017/model3d" xmlns:o="urn:schemas-microsoft-com:office:office" xmlns:r="http://schemas.openxmlformats.org/officeDocument/2006/relationships" xmlns:m="http://schemas.openxmlformats.org/officeDocument/2006/math" xmlns:v="urn:schemas-microsoft-com:vml" xmlns:wp14="http://schemas.microsoft.com/office/word/2010/wordprocessingDrawing" xmlns:wp="http://schemas.openxmlformats.org/drawingml/2006/wordprocessingDrawing" xmlns:w10="urn:schemas-microsoft-com:office:word" xmlns:w="http://schemas.openxmlformats.org/wordprocessingml/2006/main" xmlns:w14="http://schemas.microsoft.com/office/word/2010/wordml" xmlns:w15="http://schemas.microsoft.com/office/word/2012/wordml" xmlns:w16cex="http://schemas.microsoft.com/office/word/2018/wordml/cex" xmlns:w16cid="http://schemas.microsoft.com/office/word/2016/wordml/cid" xmlns:w16="http://schemas.microsoft.com/office/word/2018/wordml" xmlns:w16sdtdh="http://schemas.microsoft.com/office/word/2020/wordml/sdtdatahash" xmlns:w16se="http://schemas.microsoft.com/office/word/2015/wordml/symex" xmlns:wpg="http://schemas.microsoft.com/office/word/2010/wordprocessingGroup" xmlns:wpi="http://schemas.microsoft.com/office/word/2010/wordprocessingInk" xmlns:wne="http://schemas.microsoft.com/office/word/2006/wordml" xmlns:wps="http://schemas.microsoft.com/office/word/2010/wordprocessingShape" mc:Ignorable="w14 w15 w16se w16cid w16 w16cex w16sdtdh wp14">
   <w:p>
     <w:pPr>
       <w:spacing w:after="0"/>
@@ -4477,7 +4455,7 @@
             </wp:anchor>
           </w:drawing>
         </mc:Choice>
-        <mc:Fallback xmlns:a="http://schemas.openxmlformats.org/drawingml/2006/main">
+        <mc:Fallback xmlns:a="http://schemas.openxmlformats.org/drawingml/2006/main" xmlns:w16sdtfl="http://schemas.microsoft.com/office/word/2024/wordml/sdtformatlock" xmlns:w16du="http://schemas.microsoft.com/office/word/2023/wordml/word16du" xmlns:oel="http://schemas.microsoft.com/office/2019/extlst">
           <w:pict>
             <v:group id="Group 7146" style="width:610.5pt;height:14.975pt;position:absolute;mso-position-horizontal-relative:page;mso-position-horizontal:absolute;margin-left:0.75pt;mso-position-vertical-relative:page;margin-top:756.525pt;" coordsize="77533,1901">
               <v:rect id="Rectangle 7150" style="position:absolute;width:419;height:1892;left:6734;top:155;" filled="f" stroked="f">
@@ -4562,7 +4540,7 @@
 </file>
 
 <file path=word/footnotes.xml><?xml version="1.0" encoding="utf-8"?>
-<w:footnotes xmlns:wpc="http://schemas.microsoft.com/office/word/2010/wordprocessingCanvas" xmlns:cx="http://schemas.microsoft.com/office/drawing/2014/chartex" xmlns:cx1="http://schemas.microsoft.com/office/drawing/2015/9/8/chartex" xmlns:cx2="http://schemas.microsoft.com/office/drawing/2015/10/21/chartex" xmlns:cx3="http://schemas.microsoft.com/office/drawing/2016/5/9/chartex" xmlns:cx4="http://schemas.microsoft.com/office/drawing/2016/5/10/chartex" xmlns:cx5="http://schemas.microsoft.com/office/drawing/2016/5/11/chartex" xmlns:cx6="http://schemas.microsoft.com/office/drawing/2016/5/12/chartex" xmlns:cx7="http://schemas.microsoft.com/office/drawing/2016/5/13/chartex" xmlns:cx8="http://schemas.microsoft.com/office/drawing/2016/5/14/chartex" xmlns:mc="http://schemas.openxmlformats.org/markup-compatibility/2006" xmlns:aink="http://schemas.microsoft.com/office/drawing/2016/ink" xmlns:am3d="http://schemas.microsoft.com/office/drawing/2017/model3d" xmlns:o="urn:schemas-microsoft-com:office:office" xmlns:oel="http://schemas.microsoft.com/office/2019/extlst" xmlns:r="http://schemas.openxmlformats.org/officeDocument/2006/relationships" xmlns:m="http://schemas.openxmlformats.org/officeDocument/2006/math" xmlns:v="urn:schemas-microsoft-com:vml" xmlns:wp14="http://schemas.microsoft.com/office/word/2010/wordprocessingDrawing" xmlns:wp="http://schemas.openxmlformats.org/drawingml/2006/wordprocessingDrawing" xmlns:w10="urn:schemas-microsoft-com:office:word" xmlns:w="http://schemas.openxmlformats.org/wordprocessingml/2006/main" xmlns:w14="http://schemas.microsoft.com/office/word/2010/wordml" xmlns:w15="http://schemas.microsoft.com/office/word/2012/wordml" xmlns:w16cex="http://schemas.microsoft.com/office/word/2018/wordml/cex" xmlns:w16cid="http://schemas.microsoft.com/office/word/2016/wordml/cid" xmlns:w16="http://schemas.microsoft.com/office/word/2018/wordml" xmlns:w16du="http://schemas.microsoft.com/office/word/2023/wordml/word16du" xmlns:w16sdtdh="http://schemas.microsoft.com/office/word/2020/wordml/sdtdatahash" xmlns:w16sdtfl="http://schemas.microsoft.com/office/word/2024/wordml/sdtformatlock" xmlns:w16se="http://schemas.microsoft.com/office/word/2015/wordml/symex" xmlns:wpg="http://schemas.microsoft.com/office/word/2010/wordprocessingGroup" xmlns:wpi="http://schemas.microsoft.com/office/word/2010/wordprocessingInk" xmlns:wne="http://schemas.microsoft.com/office/word/2006/wordml" xmlns:wps="http://schemas.microsoft.com/office/word/2010/wordprocessingShape" mc:Ignorable="w14 w15 w16se w16cid w16 w16cex w16sdtdh w16sdtfl w16du wp14">
+<w:footnotes xmlns:wpc="http://schemas.microsoft.com/office/word/2010/wordprocessingCanvas" xmlns:cx="http://schemas.microsoft.com/office/drawing/2014/chartex" xmlns:cx1="http://schemas.microsoft.com/office/drawing/2015/9/8/chartex" xmlns:cx2="http://schemas.microsoft.com/office/drawing/2015/10/21/chartex" xmlns:cx3="http://schemas.microsoft.com/office/drawing/2016/5/9/chartex" xmlns:cx4="http://schemas.microsoft.com/office/drawing/2016/5/10/chartex" xmlns:cx5="http://schemas.microsoft.com/office/drawing/2016/5/11/chartex" xmlns:cx6="http://schemas.microsoft.com/office/drawing/2016/5/12/chartex" xmlns:cx7="http://schemas.microsoft.com/office/drawing/2016/5/13/chartex" xmlns:cx8="http://schemas.microsoft.com/office/drawing/2016/5/14/chartex" xmlns:mc="http://schemas.openxmlformats.org/markup-compatibility/2006" xmlns:aink="http://schemas.microsoft.com/office/drawing/2016/ink" xmlns:am3d="http://schemas.microsoft.com/office/drawing/2017/model3d" xmlns:o="urn:schemas-microsoft-com:office:office" xmlns:r="http://schemas.openxmlformats.org/officeDocument/2006/relationships" xmlns:m="http://schemas.openxmlformats.org/officeDocument/2006/math" xmlns:v="urn:schemas-microsoft-com:vml" xmlns:wp14="http://schemas.microsoft.com/office/word/2010/wordprocessingDrawing" xmlns:wp="http://schemas.openxmlformats.org/drawingml/2006/wordprocessingDrawing" xmlns:w10="urn:schemas-microsoft-com:office:word" xmlns:w="http://schemas.openxmlformats.org/wordprocessingml/2006/main" xmlns:w14="http://schemas.microsoft.com/office/word/2010/wordml" xmlns:w15="http://schemas.microsoft.com/office/word/2012/wordml" xmlns:w16cex="http://schemas.microsoft.com/office/word/2018/wordml/cex" xmlns:w16cid="http://schemas.microsoft.com/office/word/2016/wordml/cid" xmlns:w16="http://schemas.microsoft.com/office/word/2018/wordml" xmlns:w16sdtdh="http://schemas.microsoft.com/office/word/2020/wordml/sdtdatahash" xmlns:w16se="http://schemas.microsoft.com/office/word/2015/wordml/symex" xmlns:wpg="http://schemas.microsoft.com/office/word/2010/wordprocessingGroup" xmlns:wpi="http://schemas.microsoft.com/office/word/2010/wordprocessingInk" xmlns:wne="http://schemas.microsoft.com/office/word/2006/wordml" xmlns:wps="http://schemas.microsoft.com/office/word/2010/wordprocessingShape" mc:Ignorable="w14 w15 w16se w16cid w16 w16cex w16sdtdh wp14">
   <w:footnote w:type="separator" w:id="-1">
     <w:p>
       <w:pPr>
@@ -4587,7 +4565,7 @@
 </file>
 
 <file path=word/header1.xml><?xml version="1.0" encoding="utf-8"?>
-<w:hdr xmlns:wpc="http://schemas.microsoft.com/office/word/2010/wordprocessingCanvas" xmlns:cx="http://schemas.microsoft.com/office/drawing/2014/chartex" xmlns:cx1="http://schemas.microsoft.com/office/drawing/2015/9/8/chartex" xmlns:cx2="http://schemas.microsoft.com/office/drawing/2015/10/21/chartex" xmlns:cx3="http://schemas.microsoft.com/office/drawing/2016/5/9/chartex" xmlns:cx4="http://schemas.microsoft.com/office/drawing/2016/5/10/chartex" xmlns:cx5="http://schemas.microsoft.com/office/drawing/2016/5/11/chartex" xmlns:cx6="http://schemas.microsoft.com/office/drawing/2016/5/12/chartex" xmlns:cx7="http://schemas.microsoft.com/office/drawing/2016/5/13/chartex" xmlns:cx8="http://schemas.microsoft.com/office/drawing/2016/5/14/chartex" xmlns:mc="http://schemas.openxmlformats.org/markup-compatibility/2006" xmlns:aink="http://schemas.microsoft.com/office/drawing/2016/ink" xmlns:am3d="http://schemas.microsoft.com/office/drawing/2017/model3d" xmlns:o="urn:schemas-microsoft-com:office:office" xmlns:oel="http://schemas.microsoft.com/office/2019/extlst" xmlns:r="http://schemas.openxmlformats.org/officeDocument/2006/relationships" xmlns:m="http://schemas.openxmlformats.org/officeDocument/2006/math" xmlns:v="urn:schemas-microsoft-com:vml" xmlns:wp14="http://schemas.microsoft.com/office/word/2010/wordprocessingDrawing" xmlns:wp="http://schemas.openxmlformats.org/drawingml/2006/wordprocessingDrawing" xmlns:w10="urn:schemas-microsoft-com:office:word" xmlns:w="http://schemas.openxmlformats.org/wordprocessingml/2006/main" xmlns:w14="http://schemas.microsoft.com/office/word/2010/wordml" xmlns:w15="http://schemas.microsoft.com/office/word/2012/wordml" xmlns:w16cex="http://schemas.microsoft.com/office/word/2018/wordml/cex" xmlns:w16cid="http://schemas.microsoft.com/office/word/2016/wordml/cid" xmlns:w16="http://schemas.microsoft.com/office/word/2018/wordml" xmlns:w16du="http://schemas.microsoft.com/office/word/2023/wordml/word16du" xmlns:w16sdtdh="http://schemas.microsoft.com/office/word/2020/wordml/sdtdatahash" xmlns:w16sdtfl="http://schemas.microsoft.com/office/word/2024/wordml/sdtformatlock" xmlns:w16se="http://schemas.microsoft.com/office/word/2015/wordml/symex" xmlns:wpg="http://schemas.microsoft.com/office/word/2010/wordprocessingGroup" xmlns:wpi="http://schemas.microsoft.com/office/word/2010/wordprocessingInk" xmlns:wne="http://schemas.microsoft.com/office/word/2006/wordml" xmlns:wps="http://schemas.microsoft.com/office/word/2010/wordprocessingShape" mc:Ignorable="w14 w15 w16se w16cid w16 w16cex w16sdtdh w16sdtfl w16du wp14">
+<w:hdr xmlns:wpc="http://schemas.microsoft.com/office/word/2010/wordprocessingCanvas" xmlns:cx="http://schemas.microsoft.com/office/drawing/2014/chartex" xmlns:cx1="http://schemas.microsoft.com/office/drawing/2015/9/8/chartex" xmlns:cx2="http://schemas.microsoft.com/office/drawing/2015/10/21/chartex" xmlns:cx3="http://schemas.microsoft.com/office/drawing/2016/5/9/chartex" xmlns:cx4="http://schemas.microsoft.com/office/drawing/2016/5/10/chartex" xmlns:cx5="http://schemas.microsoft.com/office/drawing/2016/5/11/chartex" xmlns:cx6="http://schemas.microsoft.com/office/drawing/2016/5/12/chartex" xmlns:cx7="http://schemas.microsoft.com/office/drawing/2016/5/13/chartex" xmlns:cx8="http://schemas.microsoft.com/office/drawing/2016/5/14/chartex" xmlns:mc="http://schemas.openxmlformats.org/markup-compatibility/2006" xmlns:aink="http://schemas.microsoft.com/office/drawing/2016/ink" xmlns:am3d="http://schemas.microsoft.com/office/drawing/2017/model3d" xmlns:o="urn:schemas-microsoft-com:office:office" xmlns:r="http://schemas.openxmlformats.org/officeDocument/2006/relationships" xmlns:m="http://schemas.openxmlformats.org/officeDocument/2006/math" xmlns:v="urn:schemas-microsoft-com:vml" xmlns:wp14="http://schemas.microsoft.com/office/word/2010/wordprocessingDrawing" xmlns:wp="http://schemas.openxmlformats.org/drawingml/2006/wordprocessingDrawing" xmlns:w10="urn:schemas-microsoft-com:office:word" xmlns:w="http://schemas.openxmlformats.org/wordprocessingml/2006/main" xmlns:w14="http://schemas.microsoft.com/office/word/2010/wordml" xmlns:w15="http://schemas.microsoft.com/office/word/2012/wordml" xmlns:w16cex="http://schemas.microsoft.com/office/word/2018/wordml/cex" xmlns:w16cid="http://schemas.microsoft.com/office/word/2016/wordml/cid" xmlns:w16="http://schemas.microsoft.com/office/word/2018/wordml" xmlns:w16sdtdh="http://schemas.microsoft.com/office/word/2020/wordml/sdtdatahash" xmlns:w16se="http://schemas.microsoft.com/office/word/2015/wordml/symex" xmlns:wpg="http://schemas.microsoft.com/office/word/2010/wordprocessingGroup" xmlns:wpi="http://schemas.microsoft.com/office/word/2010/wordprocessingInk" xmlns:wne="http://schemas.microsoft.com/office/word/2006/wordml" xmlns:wps="http://schemas.microsoft.com/office/word/2010/wordprocessingShape" mc:Ignorable="w14 w15 w16se w16cid w16 w16cex w16sdtdh wp14">
   <w:p>
     <w:pPr>
       <w:spacing w:after="0"/>
@@ -4703,7 +4681,7 @@
 </file>
 
 <file path=word/header2.xml><?xml version="1.0" encoding="utf-8"?>
-<w:hdr xmlns:wpc="http://schemas.microsoft.com/office/word/2010/wordprocessingCanvas" xmlns:cx="http://schemas.microsoft.com/office/drawing/2014/chartex" xmlns:cx1="http://schemas.microsoft.com/office/drawing/2015/9/8/chartex" xmlns:cx2="http://schemas.microsoft.com/office/drawing/2015/10/21/chartex" xmlns:cx3="http://schemas.microsoft.com/office/drawing/2016/5/9/chartex" xmlns:cx4="http://schemas.microsoft.com/office/drawing/2016/5/10/chartex" xmlns:cx5="http://schemas.microsoft.com/office/drawing/2016/5/11/chartex" xmlns:cx6="http://schemas.microsoft.com/office/drawing/2016/5/12/chartex" xmlns:cx7="http://schemas.microsoft.com/office/drawing/2016/5/13/chartex" xmlns:cx8="http://schemas.microsoft.com/office/drawing/2016/5/14/chartex" xmlns:mc="http://schemas.openxmlformats.org/markup-compatibility/2006" xmlns:aink="http://schemas.microsoft.com/office/drawing/2016/ink" xmlns:am3d="http://schemas.microsoft.com/office/drawing/2017/model3d" xmlns:o="urn:schemas-microsoft-com:office:office" xmlns:oel="http://schemas.microsoft.com/office/2019/extlst" xmlns:r="http://schemas.openxmlformats.org/officeDocument/2006/relationships" xmlns:m="http://schemas.openxmlformats.org/officeDocument/2006/math" xmlns:v="urn:schemas-microsoft-com:vml" xmlns:wp14="http://schemas.microsoft.com/office/word/2010/wordprocessingDrawing" xmlns:wp="http://schemas.openxmlformats.org/drawingml/2006/wordprocessingDrawing" xmlns:w10="urn:schemas-microsoft-com:office:word" xmlns:w="http://schemas.openxmlformats.org/wordprocessingml/2006/main" xmlns:w14="http://schemas.microsoft.com/office/word/2010/wordml" xmlns:w15="http://schemas.microsoft.com/office/word/2012/wordml" xmlns:w16cex="http://schemas.microsoft.com/office/word/2018/wordml/cex" xmlns:w16cid="http://schemas.microsoft.com/office/word/2016/wordml/cid" xmlns:w16="http://schemas.microsoft.com/office/word/2018/wordml" xmlns:w16du="http://schemas.microsoft.com/office/word/2023/wordml/word16du" xmlns:w16sdtdh="http://schemas.microsoft.com/office/word/2020/wordml/sdtdatahash" xmlns:w16sdtfl="http://schemas.microsoft.com/office/word/2024/wordml/sdtformatlock" xmlns:w16se="http://schemas.microsoft.com/office/word/2015/wordml/symex" xmlns:wpg="http://schemas.microsoft.com/office/word/2010/wordprocessingGroup" xmlns:wpi="http://schemas.microsoft.com/office/word/2010/wordprocessingInk" xmlns:wne="http://schemas.microsoft.com/office/word/2006/wordml" xmlns:wps="http://schemas.microsoft.com/office/word/2010/wordprocessingShape" mc:Ignorable="w14 w15 w16se w16cid w16 w16cex w16sdtdh w16sdtfl w16du wp14">
+<w:hdr xmlns:wpc="http://schemas.microsoft.com/office/word/2010/wordprocessingCanvas" xmlns:cx="http://schemas.microsoft.com/office/drawing/2014/chartex" xmlns:cx1="http://schemas.microsoft.com/office/drawing/2015/9/8/chartex" xmlns:cx2="http://schemas.microsoft.com/office/drawing/2015/10/21/chartex" xmlns:cx3="http://schemas.microsoft.com/office/drawing/2016/5/9/chartex" xmlns:cx4="http://schemas.microsoft.com/office/drawing/2016/5/10/chartex" xmlns:cx5="http://schemas.microsoft.com/office/drawing/2016/5/11/chartex" xmlns:cx6="http://schemas.microsoft.com/office/drawing/2016/5/12/chartex" xmlns:cx7="http://schemas.microsoft.com/office/drawing/2016/5/13/chartex" xmlns:cx8="http://schemas.microsoft.com/office/drawing/2016/5/14/chartex" xmlns:mc="http://schemas.openxmlformats.org/markup-compatibility/2006" xmlns:aink="http://schemas.microsoft.com/office/drawing/2016/ink" xmlns:am3d="http://schemas.microsoft.com/office/drawing/2017/model3d" xmlns:o="urn:schemas-microsoft-com:office:office" xmlns:r="http://schemas.openxmlformats.org/officeDocument/2006/relationships" xmlns:m="http://schemas.openxmlformats.org/officeDocument/2006/math" xmlns:v="urn:schemas-microsoft-com:vml" xmlns:wp14="http://schemas.microsoft.com/office/word/2010/wordprocessingDrawing" xmlns:wp="http://schemas.openxmlformats.org/drawingml/2006/wordprocessingDrawing" xmlns:w10="urn:schemas-microsoft-com:office:word" xmlns:w="http://schemas.openxmlformats.org/wordprocessingml/2006/main" xmlns:w14="http://schemas.microsoft.com/office/word/2010/wordml" xmlns:w15="http://schemas.microsoft.com/office/word/2012/wordml" xmlns:w16cex="http://schemas.microsoft.com/office/word/2018/wordml/cex" xmlns:w16cid="http://schemas.microsoft.com/office/word/2016/wordml/cid" xmlns:w16="http://schemas.microsoft.com/office/word/2018/wordml" xmlns:w16sdtdh="http://schemas.microsoft.com/office/word/2020/wordml/sdtdatahash" xmlns:w16se="http://schemas.microsoft.com/office/word/2015/wordml/symex" xmlns:wpg="http://schemas.microsoft.com/office/word/2010/wordprocessingGroup" xmlns:wpi="http://schemas.microsoft.com/office/word/2010/wordprocessingInk" xmlns:wne="http://schemas.microsoft.com/office/word/2006/wordml" xmlns:wps="http://schemas.microsoft.com/office/word/2010/wordprocessingShape" mc:Ignorable="w14 w15 w16se w16cid w16 w16cex w16sdtdh wp14">
   <w:p>
     <w:pPr>
       <w:spacing w:after="0"/>
@@ -4819,7 +4797,7 @@
 </file>
 
 <file path=word/header3.xml><?xml version="1.0" encoding="utf-8"?>
-<w:hdr xmlns:wpc="http://schemas.microsoft.com/office/word/2010/wordprocessingCanvas" xmlns:cx="http://schemas.microsoft.com/office/drawing/2014/chartex" xmlns:cx1="http://schemas.microsoft.com/office/drawing/2015/9/8/chartex" xmlns:cx2="http://schemas.microsoft.com/office/drawing/2015/10/21/chartex" xmlns:cx3="http://schemas.microsoft.com/office/drawing/2016/5/9/chartex" xmlns:cx4="http://schemas.microsoft.com/office/drawing/2016/5/10/chartex" xmlns:cx5="http://schemas.microsoft.com/office/drawing/2016/5/11/chartex" xmlns:cx6="http://schemas.microsoft.com/office/drawing/2016/5/12/chartex" xmlns:cx7="http://schemas.microsoft.com/office/drawing/2016/5/13/chartex" xmlns:cx8="http://schemas.microsoft.com/office/drawing/2016/5/14/chartex" xmlns:mc="http://schemas.openxmlformats.org/markup-compatibility/2006" xmlns:aink="http://schemas.microsoft.com/office/drawing/2016/ink" xmlns:am3d="http://schemas.microsoft.com/office/drawing/2017/model3d" xmlns:o="urn:schemas-microsoft-com:office:office" xmlns:oel="http://schemas.microsoft.com/office/2019/extlst" xmlns:r="http://schemas.openxmlformats.org/officeDocument/2006/relationships" xmlns:m="http://schemas.openxmlformats.org/officeDocument/2006/math" xmlns:v="urn:schemas-microsoft-com:vml" xmlns:wp14="http://schemas.microsoft.com/office/word/2010/wordprocessingDrawing" xmlns:wp="http://schemas.openxmlformats.org/drawingml/2006/wordprocessingDrawing" xmlns:w10="urn:schemas-microsoft-com:office:word" xmlns:w="http://schemas.openxmlformats.org/wordprocessingml/2006/main" xmlns:w14="http://schemas.microsoft.com/office/word/2010/wordml" xmlns:w15="http://schemas.microsoft.com/office/word/2012/wordml" xmlns:w16cex="http://schemas.microsoft.com/office/word/2018/wordml/cex" xmlns:w16cid="http://schemas.microsoft.com/office/word/2016/wordml/cid" xmlns:w16="http://schemas.microsoft.com/office/word/2018/wordml" xmlns:w16du="http://schemas.microsoft.com/office/word/2023/wordml/word16du" xmlns:w16sdtdh="http://schemas.microsoft.com/office/word/2020/wordml/sdtdatahash" xmlns:w16sdtfl="http://schemas.microsoft.com/office/word/2024/wordml/sdtformatlock" xmlns:w16se="http://schemas.microsoft.com/office/word/2015/wordml/symex" xmlns:wpg="http://schemas.microsoft.com/office/word/2010/wordprocessingGroup" xmlns:wpi="http://schemas.microsoft.com/office/word/2010/wordprocessingInk" xmlns:wne="http://schemas.microsoft.com/office/word/2006/wordml" xmlns:wps="http://schemas.microsoft.com/office/word/2010/wordprocessingShape" mc:Ignorable="w14 w15 w16se w16cid w16 w16cex w16sdtdh w16sdtfl w16du wp14">
+<w:hdr xmlns:wpc="http://schemas.microsoft.com/office/word/2010/wordprocessingCanvas" xmlns:cx="http://schemas.microsoft.com/office/drawing/2014/chartex" xmlns:cx1="http://schemas.microsoft.com/office/drawing/2015/9/8/chartex" xmlns:cx2="http://schemas.microsoft.com/office/drawing/2015/10/21/chartex" xmlns:cx3="http://schemas.microsoft.com/office/drawing/2016/5/9/chartex" xmlns:cx4="http://schemas.microsoft.com/office/drawing/2016/5/10/chartex" xmlns:cx5="http://schemas.microsoft.com/office/drawing/2016/5/11/chartex" xmlns:cx6="http://schemas.microsoft.com/office/drawing/2016/5/12/chartex" xmlns:cx7="http://schemas.microsoft.com/office/drawing/2016/5/13/chartex" xmlns:cx8="http://schemas.microsoft.com/office/drawing/2016/5/14/chartex" xmlns:mc="http://schemas.openxmlformats.org/markup-compatibility/2006" xmlns:aink="http://schemas.microsoft.com/office/drawing/2016/ink" xmlns:am3d="http://schemas.microsoft.com/office/drawing/2017/model3d" xmlns:o="urn:schemas-microsoft-com:office:office" xmlns:r="http://schemas.openxmlformats.org/officeDocument/2006/relationships" xmlns:m="http://schemas.openxmlformats.org/officeDocument/2006/math" xmlns:v="urn:schemas-microsoft-com:vml" xmlns:wp14="http://schemas.microsoft.com/office/word/2010/wordprocessingDrawing" xmlns:wp="http://schemas.openxmlformats.org/drawingml/2006/wordprocessingDrawing" xmlns:w10="urn:schemas-microsoft-com:office:word" xmlns:w="http://schemas.openxmlformats.org/wordprocessingml/2006/main" xmlns:w14="http://schemas.microsoft.com/office/word/2010/wordml" xmlns:w15="http://schemas.microsoft.com/office/word/2012/wordml" xmlns:w16cex="http://schemas.microsoft.com/office/word/2018/wordml/cex" xmlns:w16cid="http://schemas.microsoft.com/office/word/2016/wordml/cid" xmlns:w16="http://schemas.microsoft.com/office/word/2018/wordml" xmlns:w16sdtdh="http://schemas.microsoft.com/office/word/2020/wordml/sdtdatahash" xmlns:w16se="http://schemas.microsoft.com/office/word/2015/wordml/symex" xmlns:wpg="http://schemas.microsoft.com/office/word/2010/wordprocessingGroup" xmlns:wpi="http://schemas.microsoft.com/office/word/2010/wordprocessingInk" xmlns:wne="http://schemas.microsoft.com/office/word/2006/wordml" xmlns:wps="http://schemas.microsoft.com/office/word/2010/wordprocessingShape" mc:Ignorable="w14 w15 w16se w16cid w16 w16cex w16sdtdh wp14">
   <w:p>
     <w:pPr>
       <w:spacing w:after="0"/>
@@ -4935,7 +4913,7 @@
 </file>
 
 <file path=word/numbering.xml><?xml version="1.0" encoding="utf-8"?>
-<w:numbering xmlns:wpc="http://schemas.microsoft.com/office/word/2010/wordprocessingCanvas" xmlns:cx="http://schemas.microsoft.com/office/drawing/2014/chartex" xmlns:cx1="http://schemas.microsoft.com/office/drawing/2015/9/8/chartex" xmlns:cx2="http://schemas.microsoft.com/office/drawing/2015/10/21/chartex" xmlns:cx3="http://schemas.microsoft.com/office/drawing/2016/5/9/chartex" xmlns:cx4="http://schemas.microsoft.com/office/drawing/2016/5/10/chartex" xmlns:cx5="http://schemas.microsoft.com/office/drawing/2016/5/11/chartex" xmlns:cx6="http://schemas.microsoft.com/office/drawing/2016/5/12/chartex" xmlns:cx7="http://schemas.microsoft.com/office/drawing/2016/5/13/chartex" xmlns:cx8="http://schemas.microsoft.com/office/drawing/2016/5/14/chartex" xmlns:mc="http://schemas.openxmlformats.org/markup-compatibility/2006" xmlns:aink="http://schemas.microsoft.com/office/drawing/2016/ink" xmlns:am3d="http://schemas.microsoft.com/office/drawing/2017/model3d" xmlns:o="urn:schemas-microsoft-com:office:office" xmlns:oel="http://schemas.microsoft.com/office/2019/extlst" xmlns:r="http://schemas.openxmlformats.org/officeDocument/2006/relationships" xmlns:m="http://schemas.openxmlformats.org/officeDocument/2006/math" xmlns:v="urn:schemas-microsoft-com:vml" xmlns:wp14="http://schemas.microsoft.com/office/word/2010/wordprocessingDrawing" xmlns:wp="http://schemas.openxmlformats.org/drawingml/2006/wordprocessingDrawing" xmlns:w10="urn:schemas-microsoft-com:office:word" xmlns:w="http://schemas.openxmlformats.org/wordprocessingml/2006/main" xmlns:w14="http://schemas.microsoft.com/office/word/2010/wordml" xmlns:w15="http://schemas.microsoft.com/office/word/2012/wordml" xmlns:w16cex="http://schemas.microsoft.com/office/word/2018/wordml/cex" xmlns:w16cid="http://schemas.microsoft.com/office/word/2016/wordml/cid" xmlns:w16="http://schemas.microsoft.com/office/word/2018/wordml" xmlns:w16du="http://schemas.microsoft.com/office/word/2023/wordml/word16du" xmlns:w16sdtdh="http://schemas.microsoft.com/office/word/2020/wordml/sdtdatahash" xmlns:w16sdtfl="http://schemas.microsoft.com/office/word/2024/wordml/sdtformatlock" xmlns:w16se="http://schemas.microsoft.com/office/word/2015/wordml/symex" xmlns:wpg="http://schemas.microsoft.com/office/word/2010/wordprocessingGroup" xmlns:wpi="http://schemas.microsoft.com/office/word/2010/wordprocessingInk" xmlns:wne="http://schemas.microsoft.com/office/word/2006/wordml" xmlns:wps="http://schemas.microsoft.com/office/word/2010/wordprocessingShape" mc:Ignorable="w14 w15 w16se w16cid w16 w16cex w16sdtdh w16sdtfl w16du wp14">
+<w:numbering xmlns:wpc="http://schemas.microsoft.com/office/word/2010/wordprocessingCanvas" xmlns:cx="http://schemas.microsoft.com/office/drawing/2014/chartex" xmlns:cx1="http://schemas.microsoft.com/office/drawing/2015/9/8/chartex" xmlns:cx2="http://schemas.microsoft.com/office/drawing/2015/10/21/chartex" xmlns:cx3="http://schemas.microsoft.com/office/drawing/2016/5/9/chartex" xmlns:cx4="http://schemas.microsoft.com/office/drawing/2016/5/10/chartex" xmlns:cx5="http://schemas.microsoft.com/office/drawing/2016/5/11/chartex" xmlns:cx6="http://schemas.microsoft.com/office/drawing/2016/5/12/chartex" xmlns:cx7="http://schemas.microsoft.com/office/drawing/2016/5/13/chartex" xmlns:cx8="http://schemas.microsoft.com/office/drawing/2016/5/14/chartex" xmlns:mc="http://schemas.openxmlformats.org/markup-compatibility/2006" xmlns:aink="http://schemas.microsoft.com/office/drawing/2016/ink" xmlns:am3d="http://schemas.microsoft.com/office/drawing/2017/model3d" xmlns:o="urn:schemas-microsoft-com:office:office" xmlns:r="http://schemas.openxmlformats.org/officeDocument/2006/relationships" xmlns:m="http://schemas.openxmlformats.org/officeDocument/2006/math" xmlns:v="urn:schemas-microsoft-com:vml" xmlns:wp14="http://schemas.microsoft.com/office/word/2010/wordprocessingDrawing" xmlns:wp="http://schemas.openxmlformats.org/drawingml/2006/wordprocessingDrawing" xmlns:w10="urn:schemas-microsoft-com:office:word" xmlns:w="http://schemas.openxmlformats.org/wordprocessingml/2006/main" xmlns:w14="http://schemas.microsoft.com/office/word/2010/wordml" xmlns:w15="http://schemas.microsoft.com/office/word/2012/wordml" xmlns:w16cex="http://schemas.microsoft.com/office/word/2018/wordml/cex" xmlns:w16cid="http://schemas.microsoft.com/office/word/2016/wordml/cid" xmlns:w16="http://schemas.microsoft.com/office/word/2018/wordml" xmlns:w16sdtdh="http://schemas.microsoft.com/office/word/2020/wordml/sdtdatahash" xmlns:w16se="http://schemas.microsoft.com/office/word/2015/wordml/symex" xmlns:wpg="http://schemas.microsoft.com/office/word/2010/wordprocessingGroup" xmlns:wpi="http://schemas.microsoft.com/office/word/2010/wordprocessingInk" xmlns:wne="http://schemas.microsoft.com/office/word/2006/wordml" xmlns:wps="http://schemas.microsoft.com/office/word/2010/wordprocessingShape" mc:Ignorable="w14 w15 w16se w16cid w16 w16cex w16sdtdh wp14">
   <w:abstractNum w:abstractNumId="0" w15:restartNumberingAfterBreak="0">
     <w:nsid w:val="17356EAE"/>
     <w:multiLevelType w:val="hybridMultilevel"/>
@@ -5148,14 +5126,14 @@
       </w:rPr>
     </w:lvl>
   </w:abstractNum>
-  <w:num w:numId="1" w16cid:durableId="45692226">
+  <w:num w:numId="1">
     <w:abstractNumId w:val="0"/>
   </w:num>
 </w:numbering>
 </file>
 
 <file path=word/styles.xml><?xml version="1.0" encoding="utf-8"?>
-<w:styles xmlns:mc="http://schemas.openxmlformats.org/markup-compatibility/2006" xmlns:r="http://schemas.openxmlformats.org/officeDocument/2006/relationships" xmlns:w="http://schemas.openxmlformats.org/wordprocessingml/2006/main" xmlns:w14="http://schemas.microsoft.com/office/word/2010/wordml" xmlns:w15="http://schemas.microsoft.com/office/word/2012/wordml" xmlns:w16cex="http://schemas.microsoft.com/office/word/2018/wordml/cex" xmlns:w16cid="http://schemas.microsoft.com/office/word/2016/wordml/cid" xmlns:w16="http://schemas.microsoft.com/office/word/2018/wordml" xmlns:w16du="http://schemas.microsoft.com/office/word/2023/wordml/word16du" xmlns:w16sdtdh="http://schemas.microsoft.com/office/word/2020/wordml/sdtdatahash" xmlns:w16sdtfl="http://schemas.microsoft.com/office/word/2024/wordml/sdtformatlock" xmlns:w16se="http://schemas.microsoft.com/office/word/2015/wordml/symex" mc:Ignorable="w14 w15 w16se w16cid w16 w16cex w16sdtdh w16sdtfl w16du">
+<w:styles xmlns:mc="http://schemas.openxmlformats.org/markup-compatibility/2006" xmlns:r="http://schemas.openxmlformats.org/officeDocument/2006/relationships" xmlns:w="http://schemas.openxmlformats.org/wordprocessingml/2006/main" xmlns:w14="http://schemas.microsoft.com/office/word/2010/wordml" xmlns:w15="http://schemas.microsoft.com/office/word/2012/wordml" xmlns:w16cex="http://schemas.microsoft.com/office/word/2018/wordml/cex" xmlns:w16cid="http://schemas.microsoft.com/office/word/2016/wordml/cid" xmlns:w16="http://schemas.microsoft.com/office/word/2018/wordml" xmlns:w16sdtdh="http://schemas.microsoft.com/office/word/2020/wordml/sdtdatahash" xmlns:w16se="http://schemas.microsoft.com/office/word/2015/wordml/symex" mc:Ignorable="w14 w15 w16se w16cid w16 w16cex w16sdtdh">
   <w:docDefaults>
     <w:rPrDefault>
       <w:rPr>
